--- a/docs/manuales/Guia_Cuentas.docx
+++ b/docs/manuales/Guia_Cuentas.docx
@@ -80,7 +80,7 @@
           <w:color w:val="56648F"/>
           <w:sz w:val="21"/>
         </w:rPr>
-        <w:t>Versión 1.0   ·   23/07/2026</w:t>
+        <w:t>Versión 1.1   ·   23/07/2026</w:t>
       </w:r>
     </w:p>
     <w:p/>
@@ -96,7 +96,7 @@
     </w:p>
     <w:p>
       <w:r>
-        <w:t>Permite dar de alta y mantener las cuentas (empresas) con las que trabaja Colliers. Es la base del CRM: sobre las cuentas se cargan contactos, visitas y actividad comercial.</w:t>
+        <w:t>Permite dar de alta y mantener las cuentas (empresas) con las que trabaja Colliers. Es la base del CRM: sobre las cuentas se cargan contactos, visitas y actividad comercial. Los usuarios comerciales ven un formulario reducido (Nombre comercial, Cliente Colliers, Unidades de negocio y Tipo de cuenta) para un alta rápida; los administradores ven el formulario completo. Es el mismo formulario que aparece al crear una cuenta desde otros módulos.</w:t>
       </w:r>
     </w:p>
     <w:p/>

--- a/docs/manuales/Guia_Cuentas.docx
+++ b/docs/manuales/Guia_Cuentas.docx
@@ -80,7 +80,7 @@
           <w:color w:val="56648F"/>
           <w:sz w:val="21"/>
         </w:rPr>
-        <w:t>Versión 1.1   ·   23/07/2026</w:t>
+        <w:t>Versión 1.2   ·   23/07/2026</w:t>
       </w:r>
     </w:p>
     <w:p/>
@@ -407,6 +407,14 @@
       </w:pPr>
       <w:r>
         <w:t>Puede editarse posteriormente según permisos.</w:t>
+      </w:r>
+    </w:p>
+    <w:p>
+      <w:pPr>
+        <w:pStyle w:val="ListBullet"/>
+      </w:pPr>
+      <w:r>
+        <w:t>La ficha de la cuenta incluye una solapa Comentarios con historial cronológico.</w:t>
       </w:r>
     </w:p>
     <w:sectPr>
